--- a/print/letter/label-maker--label-treasure-hunt.docx
+++ b/print/letter/label-maker--label-treasure-hunt.docx
@@ -2,7 +2,7 @@
 <file path=word/document.xml><?xml version="1.0" encoding="utf-8"?>
 <w:document xmlns:w="http://schemas.openxmlformats.org/wordprocessingml/2006/main" xmlns:m="http://schemas.openxmlformats.org/officeDocument/2006/math" xmlns:r="http://schemas.openxmlformats.org/officeDocument/2006/relationships" xmlns:o="urn:schemas-microsoft-com:office:office" xmlns:v="urn:schemas-microsoft-com:vml" xmlns:w10="urn:schemas-microsoft-com:office:word" xmlns:a="http://schemas.openxmlformats.org/drawingml/2006/main" xmlns:pic="http://schemas.openxmlformats.org/drawingml/2006/picture" xmlns:wp="http://schemas.openxmlformats.org/drawingml/2006/wordprocessingDrawing">
   <w:body>
-    <w:bookmarkStart w:id="37" w:name="Xfade91045d075ed471d82f9533ae664ac46f566"/>
+    <w:bookmarkStart w:id="40" w:name="Xfade91045d075ed471d82f9533ae664ac46f566"/>
     <w:p>
       <w:pPr>
         <w:pStyle w:val="Heading1"/>
@@ -15,56 +15,18 @@
       <w:pPr>
         <w:pStyle w:val="FirstParagraph"/>
       </w:pPr>
-      <w:r>
-        <w:t xml:space="preserve">⏱️</w:t>
-      </w:r>
-      <w:r>
-        <w:t xml:space="preserve"> </w:t>
-      </w:r>
       <w:r>
         <w:rPr>
           <w:bCs/>
           <w:b/>
         </w:rPr>
-        <w:t xml:space="preserve">25 min</w:t>
-      </w:r>
-      <w:r>
-        <w:t xml:space="preserve"> </w:t>
-      </w:r>
-      <w:r>
-        <w:t xml:space="preserve">· 🧽 Cleanup</w:t>
-      </w:r>
-      <w:r>
-        <w:t xml:space="preserve"> </w:t>
-      </w:r>
-      <w:r>
-        <w:rPr>
-          <w:bCs/>
-          <w:b/>
-        </w:rPr>
-        <w:t xml:space="preserve">$</w:t>
-      </w:r>
-      <w:r>
-        <w:t xml:space="preserve"> </w:t>
-      </w:r>
-      <w:r>
-        <w:t xml:space="preserve">(Quick wipe (2 min) 🧻) · 👧 Ages</w:t>
-      </w:r>
-      <w:r>
-        <w:t xml:space="preserve"> </w:t>
-      </w:r>
-      <w:r>
-        <w:rPr>
-          <w:bCs/>
-          <w:b/>
-        </w:rPr>
-        <w:t xml:space="preserve">5+</w:t>
-      </w:r>
-      <w:r>
-        <w:t xml:space="preserve"> </w:t>
-      </w:r>
-      <w:r>
-        <w:t xml:space="preserve">· 🏠 All over</w:t>
+        <w:t xml:space="preserve">🕰️ Long · 40 min</w:t>
+      </w:r>
+      <w:r>
+        <w:t xml:space="preserve"> </w:t>
+      </w:r>
+      <w:r>
+        <w:t xml:space="preserve">· 🧻 Light cleanup ($) · 📢 Unusually loud · 🏠 Indoor · 👥 Group · 🎂 Ages 6–11+</w:t>
       </w:r>
     </w:p>
     <w:p>
@@ -625,22 +587,43 @@
     </w:tbl>
     <w:bookmarkEnd w:id="26"/>
     <w:bookmarkEnd w:id="27"/>
-    <w:bookmarkStart w:id="31" w:name="X90575d67fe14a03ef1898ae2a832688b148a116"/>
+    <w:bookmarkStart w:id="34" w:name="X67012d8413f3110ab14b8e2014e44e49739ed72"/>
     <w:p>
       <w:pPr>
         <w:pStyle w:val="Heading2"/>
       </w:pPr>
       <w:r>
-        <w:t xml:space="preserve">🌟 Level Up</w:t>
-      </w:r>
-    </w:p>
-    <w:bookmarkStart w:id="28" w:name="X7ac29abf67c27e4f28e3ba90c5f047b9d2e7a21"/>
+        <w:t xml:space="preserve">🎚️ By Age</w:t>
+      </w:r>
+    </w:p>
+    <w:p>
+      <w:pPr>
+        <w:pStyle w:val="FirstParagraph"/>
+      </w:pPr>
+      <w:r>
+        <w:t xml:space="preserve">🎂 Pick the age. Every age can do the main steps — this is the</w:t>
+      </w:r>
+      <w:r>
+        <w:t xml:space="preserve"> </w:t>
+      </w:r>
+      <w:r>
+        <w:rPr>
+          <w:bCs/>
+          <w:b/>
+        </w:rPr>
+        <w:t xml:space="preserve">extra challenge</w:t>
+      </w:r>
+      <w:r>
+        <w:t xml:space="preserve">.</w:t>
+      </w:r>
+    </w:p>
+    <w:bookmarkStart w:id="28" w:name="Xd9a988c13166dcb49a5852075871601ad97e5df"/>
     <w:p>
       <w:pPr>
         <w:pStyle w:val="Heading3"/>
       </w:pPr>
       <w:r>
-        <w:t xml:space="preserve">🥉 Easy</w:t>
+        <w:t xml:space="preserve">6️⃣ Age 6</w:t>
       </w:r>
     </w:p>
     <w:p>
@@ -658,17 +641,45 @@
         <w:t xml:space="preserve"> </w:t>
       </w:r>
       <w:r>
-        <w:t xml:space="preserve">— draw the spot instead of writing it. 🖍️</w:t>
+        <w:t xml:space="preserve">🖍️ 3–4 spots. A grown-up helps you hide them.</w:t>
       </w:r>
     </w:p>
     <w:bookmarkEnd w:id="28"/>
-    <w:bookmarkStart w:id="29" w:name="Xf43672ad423d0282496fbf467992b0f330b443a"/>
+    <w:bookmarkStart w:id="29" w:name="X1dad34a091d90dc09f1f3b2f85b389fb95004f6"/>
     <w:p>
       <w:pPr>
         <w:pStyle w:val="Heading3"/>
       </w:pPr>
       <w:r>
-        <w:t xml:space="preserve">🥈 Medium</w:t>
+        <w:t xml:space="preserve">7️⃣ Age 7</w:t>
+      </w:r>
+    </w:p>
+    <w:p>
+      <w:pPr>
+        <w:pStyle w:val="FirstParagraph"/>
+      </w:pPr>
+      <w:r>
+        <w:rPr>
+          <w:bCs/>
+          <w:b/>
+        </w:rPr>
+        <w:t xml:space="preserve">Word clues</w:t>
+      </w:r>
+      <w:r>
+        <w:t xml:space="preserve"> </w:t>
+      </w:r>
+      <w:r>
+        <w:t xml:space="preserve">📝 5 spots. "Where the milk lives 🥛"</w:t>
+      </w:r>
+    </w:p>
+    <w:bookmarkEnd w:id="29"/>
+    <w:bookmarkStart w:id="30" w:name="X97592b81667438caff4f0ed360af5aa72e3327e"/>
+    <w:p>
+      <w:pPr>
+        <w:pStyle w:val="Heading3"/>
+      </w:pPr>
+      <w:r>
+        <w:t xml:space="preserve">8️⃣ Age 8</w:t>
       </w:r>
     </w:p>
     <w:p>
@@ -686,17 +697,17 @@
         <w:t xml:space="preserve"> </w:t>
       </w:r>
       <w:r>
-        <w:t xml:space="preserve">— describe it without saying its name. 🤔</w:t>
-      </w:r>
-    </w:p>
-    <w:bookmarkEnd w:id="29"/>
-    <w:bookmarkStart w:id="30" w:name="X62a67ac50e3cebf2d23861cbcb09541e5aea6e9"/>
+        <w:t xml:space="preserve">🤔 Describe the spot without saying its name.</w:t>
+      </w:r>
+    </w:p>
+    <w:bookmarkEnd w:id="30"/>
+    <w:bookmarkStart w:id="31" w:name="X708f460606dd1a76d0749f0618bc9d68251a2b7"/>
     <w:p>
       <w:pPr>
         <w:pStyle w:val="Heading3"/>
       </w:pPr>
       <w:r>
-        <w:t xml:space="preserve">🥇 Hard</w:t>
+        <w:t xml:space="preserve">9️⃣ Age 9</w:t>
       </w:r>
     </w:p>
     <w:p>
@@ -714,18 +725,108 @@
         <w:t xml:space="preserve"> </w:t>
       </w:r>
       <w:r>
-        <w:t xml:space="preserve">— use the A=1, B=2 code! 🔢</w:t>
+        <w:t xml:space="preserve">🔢 6 spots. At least 2 clues use the A=1, B=2 code (see 🕵️ Secret Code Labels).</w:t>
+      </w:r>
+    </w:p>
+    <w:bookmarkEnd w:id="31"/>
+    <w:bookmarkStart w:id="32" w:name="X8171c026b6d3b019e037d636deb1627bab2ad11"/>
+    <w:p>
+      <w:pPr>
+        <w:pStyle w:val="Heading3"/>
+      </w:pPr>
+      <w:r>
+        <w:t xml:space="preserve">🔟 Age 10</w:t>
+      </w:r>
+    </w:p>
+    <w:p>
+      <w:pPr>
+        <w:pStyle w:val="FirstParagraph"/>
+      </w:pPr>
+      <w:r>
+        <w:rPr>
+          <w:bCs/>
+          <w:b/>
+        </w:rPr>
+        <w:t xml:space="preserve">Hunt for a little kid</w:t>
+      </w:r>
+      <w:r>
+        <w:t xml:space="preserve"> </w:t>
+      </w:r>
+      <w:r>
+        <w:t xml:space="preserve">🧒</w:t>
       </w:r>
       <w:r>
         <w:br/>
       </w:r>
       <w:r>
-        <w:t xml:space="preserve">(See 🕵️ Secret Code Labels.)</w:t>
-      </w:r>
-    </w:p>
-    <w:bookmarkEnd w:id="30"/>
-    <w:bookmarkEnd w:id="31"/>
-    <w:bookmarkStart w:id="32" w:name="X9cc3fda027b658f876f44d44ddc22905faccd4e"/>
+        <w:t xml:space="preserve">Make a hunt for a younger kid. Match their reading level (pictures for age 6!).</w:t>
+      </w:r>
+      <w:r>
+        <w:br/>
+      </w:r>
+      <w:r>
+        <w:t xml:space="preserve">Plan it</w:t>
+      </w:r>
+      <w:r>
+        <w:t xml:space="preserve"> </w:t>
+      </w:r>
+      <w:r>
+        <w:rPr>
+          <w:bCs/>
+          <w:b/>
+        </w:rPr>
+        <w:t xml:space="preserve">backwards</w:t>
+      </w:r>
+      <w:r>
+        <w:t xml:space="preserve"> </w:t>
+      </w:r>
+      <w:r>
+        <w:t xml:space="preserve">with the Clue Planner.</w:t>
+      </w:r>
+    </w:p>
+    <w:bookmarkEnd w:id="32"/>
+    <w:bookmarkStart w:id="33" w:name="X02bfb3385b20ae9fc9ed6803eef42fea02d2b46"/>
+    <w:p>
+      <w:pPr>
+        <w:pStyle w:val="Heading3"/>
+      </w:pPr>
+      <w:r>
+        <w:t xml:space="preserve">🚀 Age 11+</w:t>
+      </w:r>
+    </w:p>
+    <w:p>
+      <w:pPr>
+        <w:pStyle w:val="FirstParagraph"/>
+      </w:pPr>
+      <w:r>
+        <w:rPr>
+          <w:bCs/>
+          <w:b/>
+        </w:rPr>
+        <w:t xml:space="preserve">Escape-room hunt</w:t>
+      </w:r>
+      <w:r>
+        <w:t xml:space="preserve"> </w:t>
+      </w:r>
+      <w:r>
+        <w:t xml:space="preserve">🔐</w:t>
+      </w:r>
+      <w:r>
+        <w:br/>
+      </w:r>
+      <w:r>
+        <w:t xml:space="preserve">Each clue needs solving: a math answer = drawer number, a Jump-3 code, a map with grid squares.</w:t>
+      </w:r>
+      <w:r>
+        <w:br/>
+      </w:r>
+      <w:r>
+        <w:t xml:space="preserve">Add a time limit ⏱️ Playtest it, then fix the clue that was too hard.</w:t>
+      </w:r>
+    </w:p>
+    <w:bookmarkEnd w:id="33"/>
+    <w:bookmarkEnd w:id="34"/>
+    <w:bookmarkStart w:id="35" w:name="X9cc3fda027b658f876f44d44ddc22905faccd4e"/>
     <w:p>
       <w:pPr>
         <w:pStyle w:val="Heading2"/>
@@ -786,8 +887,8 @@
         <w:t xml:space="preserve">📖 Hunters practice reading. Hiders practice writing.</w:t>
       </w:r>
     </w:p>
-    <w:bookmarkEnd w:id="32"/>
-    <w:bookmarkStart w:id="33" w:name="X6763fabfd04f5c4a4d62b566a897dedd22150e7"/>
+    <w:bookmarkEnd w:id="35"/>
+    <w:bookmarkStart w:id="36" w:name="X6763fabfd04f5c4a4d62b566a897dedd22150e7"/>
     <w:p>
       <w:pPr>
         <w:pStyle w:val="Heading2"/>
@@ -832,8 +933,8 @@
         <w:t xml:space="preserve">👫 Taking turns as hider/hunter works great with siblings.</w:t>
       </w:r>
     </w:p>
-    <w:bookmarkEnd w:id="33"/>
-    <w:bookmarkStart w:id="34" w:name="X1e8c337912f0193a41fd873cd12ea5fd283b9ee"/>
+    <w:bookmarkEnd w:id="36"/>
+    <w:bookmarkStart w:id="37" w:name="X1e8c337912f0193a41fd873cd12ea5fd283b9ee"/>
     <w:p>
       <w:pPr>
         <w:pStyle w:val="Heading2"/>
@@ -847,17 +948,7 @@
         <w:pStyle w:val="FirstParagraph"/>
       </w:pPr>
       <w:r>
-        <w:rPr>
-          <w:bCs/>
-          <w:b/>
-        </w:rPr>
-        <w:t xml:space="preserve">$</w:t>
-      </w:r>
-      <w:r>
-        <w:t xml:space="preserve"> </w:t>
-      </w:r>
-      <w:r>
-        <w:t xml:space="preserve">— collect the clues</w:t>
+        <w:t xml:space="preserve">collect the clues</w:t>
       </w:r>
     </w:p>
     <w:p>
@@ -900,8 +991,8 @@
         <w:t xml:space="preserve">☐ 💎 Enjoy the treasure!</w:t>
       </w:r>
     </w:p>
-    <w:bookmarkEnd w:id="34"/>
-    <w:bookmarkStart w:id="36" w:name="X50cf555741e6e45190901c440e88d3230da7c1a"/>
+    <w:bookmarkEnd w:id="37"/>
+    <w:bookmarkStart w:id="39" w:name="X50cf555741e6e45190901c440e88d3230da7c1a"/>
     <w:p>
       <w:pPr>
         <w:pStyle w:val="Heading2"/>
@@ -911,7 +1002,7 @@
         <w:t xml:space="preserve">🖨️ Printable</w:t>
       </w:r>
     </w:p>
-    <w:bookmarkStart w:id="35" w:name="X13fc748863f0c50fc10e8576a2cbbc469831017"/>
+    <w:bookmarkStart w:id="38" w:name="X13fc748863f0c50fc10e8576a2cbbc469831017"/>
     <w:p>
       <w:pPr>
         <w:pStyle w:val="Heading3"/>
@@ -1330,9 +1421,9 @@
         </w:tc>
       </w:tr>
     </w:tbl>
-    <w:bookmarkEnd w:id="35"/>
-    <w:bookmarkEnd w:id="36"/>
-    <w:bookmarkEnd w:id="37"/>
+    <w:bookmarkEnd w:id="38"/>
+    <w:bookmarkEnd w:id="39"/>
+    <w:bookmarkEnd w:id="40"/>
     <w:sectPr>
       <w:pgSz w:h="15840" w:w="12240"/>
       <w:pgMar w:bottom="864" w:left="864" w:right="864" w:top="864"/>
